--- a/ru/wisdom-stories/hajj-pilgrimage.docx
+++ b/ru/wisdom-stories/hajj-pilgrimage.docx
@@ -22,13 +22,7 @@
         <w:jc w:val="left"/>
       </w:pPr>
       <w:r>
-        <w:rPr>
-          <w:rFonts w:ascii="Arial" w:hAnsi="Arial" w:eastAsia="Arial"/>
-          <w:i w:val="0"/>
-          <w:color w:val="000000"/>
-          <w:sz w:val="22"/>
-        </w:rPr>
-        <w:t>Когда наступает время паломничества в хадж, когда человек должен бросать камни в дьявола, вместо этого он начинает бить ими себя. Молодой человек с удивлением спрашивает: «Дядя, зачем ты бьешь себя камнями?» Мужчина отвечает: «Сынок, скажи мне, какое отношение мы имеем к дьяволу? Нам нужно забросать камнями дьявола внутри себя, воспитать свои души и очиститься».</w:t>
+        <w:t>Во время хаджа, когда настало время бросать камни в шайтана, один паломник вместо этого начал ударять камнями самого себя. Стоявший рядом юноша удивлённо спросил:</w:t>
       </w:r>
     </w:p>
     <w:p>
@@ -36,12 +30,30 @@
         <w:jc w:val="left"/>
       </w:pPr>
       <w:r>
-        <w:rPr>
-          <w:rFonts w:ascii="Arial" w:hAnsi="Arial" w:eastAsia="Arial"/>
-          <w:i w:val="0"/>
-          <w:color w:val="000000"/>
-          <w:sz w:val="22"/>
-        </w:rPr>
+        <w:t>— Дядя, зачем вы бьёте себя?</w:t>
+      </w:r>
+    </w:p>
+    <w:p>
+      <w:pPr>
+        <w:jc w:val="left"/>
+      </w:pPr>
+      <w:r>
+        <w:t>Мужчина ответил:</w:t>
+      </w:r>
+    </w:p>
+    <w:p>
+      <w:pPr>
+        <w:jc w:val="left"/>
+      </w:pPr>
+      <w:r>
+        <w:t>— Сынок, зачем видеть шайтана только снаружи? Нам надо побороть и того, что живёт внутри нас: обуздать свой нафс и очистить сердце.</w:t>
+      </w:r>
+    </w:p>
+    <w:p>
+      <w:pPr>
+        <w:jc w:val="left"/>
+      </w:pPr>
+      <w:r>
         <w:t>* * *</w:t>
       </w:r>
     </w:p>
@@ -50,13 +62,7 @@
         <w:jc w:val="left"/>
       </w:pPr>
       <w:r>
-        <w:rPr>
-          <w:rFonts w:ascii="Arial" w:hAnsi="Arial" w:eastAsia="Arial"/>
-          <w:i w:val="0"/>
-          <w:color w:val="000000"/>
-          <w:sz w:val="22"/>
-        </w:rPr>
-        <w:t>Жар в огне, а не в волосах,</w:t>
+        <w:t>Жар — в огне, а не в железном листе,</w:t>
       </w:r>
     </w:p>
     <w:p>
@@ -64,13 +70,7 @@
         <w:jc w:val="left"/>
       </w:pPr>
       <w:r>
-        <w:rPr>
-          <w:rFonts w:ascii="Arial" w:hAnsi="Arial" w:eastAsia="Arial"/>
-          <w:i w:val="0"/>
-          <w:color w:val="000000"/>
-          <w:sz w:val="22"/>
-        </w:rPr>
-        <w:t>чудо в голове, а не в макушке.</w:t>
+        <w:t>достоинство — в разуме, а не в венце.</w:t>
       </w:r>
     </w:p>
     <w:p>
@@ -78,13 +78,7 @@
         <w:jc w:val="left"/>
       </w:pPr>
       <w:r>
-        <w:rPr>
-          <w:rFonts w:ascii="Arial" w:hAnsi="Arial" w:eastAsia="Arial"/>
-          <w:i w:val="0"/>
-          <w:color w:val="000000"/>
-          <w:sz w:val="22"/>
-        </w:rPr>
-        <w:t>Что бы ты ни искал, ищи это внутри себя,</w:t>
+        <w:t>Что бы ни искал ты, прежде ищи в себе —</w:t>
       </w:r>
     </w:p>
     <w:p>
@@ -92,13 +86,7 @@
         <w:jc w:val="left"/>
       </w:pPr>
       <w:r>
-        <w:rPr>
-          <w:rFonts w:ascii="Arial" w:hAnsi="Arial" w:eastAsia="Arial"/>
-          <w:i w:val="0"/>
-          <w:color w:val="000000"/>
-          <w:sz w:val="22"/>
-        </w:rPr>
-        <w:t>а не в Иерусалиме, Мекке или хадже.</w:t>
+        <w:t>не только в Иерусалиме, Мекке или хадже.</w:t>
       </w:r>
     </w:p>
     <w:p>
@@ -120,23 +108,12 @@
       </w:pPr>
       <w:r>
         <w:rPr>
-          <w:rFonts w:ascii="Arial" w:hAnsi="Arial" w:eastAsia="Arial" w:cs="Arial"/>
           <w:b/>
-          <w:i w:val="0"/>
-          <w:color w:val="9A7417"/>
-          <w:sz w:val="22"/>
         </w:rPr>
         <w:t xml:space="preserve">Мораль: </w:t>
       </w:r>
       <w:r>
-        <w:rPr>
-          <w:rFonts w:ascii="Arial" w:hAnsi="Arial" w:eastAsia="Arial" w:cs="Arial"/>
-          <w:b w:val="0"/>
-          <w:i w:val="0"/>
-          <w:color w:val="3F3826"/>
-          <w:sz w:val="22"/>
-        </w:rPr>
-        <w:t>Настоящая борьба не с внешним дьяволом, а со своей собственной душой. Чудо не в камнях или макушке, а внутри собственной души.</w:t>
+        <w:t>Главная борьба человека — не с внешним врагом, а с собственными страстями. Истинное достоинство не во внешних знаках, а в том, что человек воспитывает в себе.</w:t>
       </w:r>
     </w:p>
     <w:p>
